--- a/ThesisManagement.Api/Templates/NHẬN XÉT CỦA NGƯỜI PHẢN BIỆN.docx
+++ b/ThesisManagement.Api/Templates/NHẬN XÉT CỦA NGƯỜI PHẢN BIỆN.docx
@@ -315,7 +315,60 @@
                 <w:szCs w:val="28"/>
                 <w:lang w:val="vi-VN"/>
               </w:rPr>
-              <w:t>Hà Nội, ngày …. tháng …  năm 202..</w:t>
+              <w:t xml:space="preserve">Hà Nội, ngày   </w:t>
+            </w:r>
+            <w:r>
+              <w:rPr>
+                <w:rFonts w:ascii="Times New Roman" w:eastAsia="Times New Roman" w:hAnsi="Times New Roman" w:cs="Times New Roman"/>
+                <w:i/>
+                <w:noProof/>
+                <w:sz w:val="28"/>
+                <w:szCs w:val="28"/>
+              </w:rPr>
+              <w:t xml:space="preserve">{{DefenseDay}} </w:t>
+            </w:r>
+            <w:r>
+              <w:rPr>
+                <w:rFonts w:ascii="Times New Roman" w:eastAsia="Times New Roman" w:hAnsi="Times New Roman" w:cs="Times New Roman"/>
+                <w:i/>
+                <w:noProof/>
+                <w:sz w:val="28"/>
+                <w:szCs w:val="28"/>
+                <w:lang w:val="vi-VN"/>
+              </w:rPr>
+              <w:t xml:space="preserve"> tháng   </w:t>
+            </w:r>
+            <w:r>
+              <w:rPr>
+                <w:rFonts w:ascii="Times New Roman" w:eastAsia="Times New Roman" w:hAnsi="Times New Roman" w:cs="Times New Roman"/>
+                <w:i/>
+                <w:noProof/>
+                <w:sz w:val="28"/>
+                <w:szCs w:val="28"/>
+              </w:rPr>
+              <w:t xml:space="preserve">{{DefenseMonth}} </w:t>
+            </w:r>
+            <w:r>
+              <w:rPr>
+                <w:rFonts w:ascii="Times New Roman" w:eastAsia="Times New Roman" w:hAnsi="Times New Roman" w:cs="Times New Roman"/>
+                <w:i/>
+                <w:noProof/>
+                <w:sz w:val="28"/>
+                <w:szCs w:val="28"/>
+                <w:lang w:val="vi-VN"/>
+              </w:rPr>
+              <w:t xml:space="preserve"> năm </w:t>
+            </w:r>
+            <w:r>
+              <w:rPr>
+                <w:rFonts w:ascii="Times New Roman" w:eastAsia="Times New Roman" w:hAnsi="Times New Roman" w:cs="Times New Roman"/>
+                <w:i/>
+                <w:noProof/>
+                <w:sz w:val="28"/>
+                <w:szCs w:val="28"/>
+                <w:lang w:val="vi-VN"/>
+              </w:rPr>
+              <w:t>{{DefenseYear}}</w:t>
             </w:r>
           </w:p>
         </w:tc>
@@ -446,6 +499,14 @@
       </w:r>
       <w:r>
         <w:rPr>
+          <w:rFonts w:ascii="Times New Roman" w:hAnsi="Times New Roman" w:cs="Times New Roman"/>
+          <w:sz w:val="28"/>
+          <w:szCs w:val="28"/>
+        </w:rPr>
+        <w:t xml:space="preserve">{{StudentFullName}}    </w:t>
+      </w:r>
+      <w:r>
+        <w:rPr>
           <w:rFonts w:ascii="Times New Roman" w:eastAsia="Times New Roman" w:hAnsi="Times New Roman" w:cs="Times New Roman"/>
           <w:noProof/>
           <w:sz w:val="28"/>
@@ -454,6 +515,22 @@
         </w:rPr>
         <w:tab/>
         <w:t>MSV:</w:t>
+      </w:r>
+      <w:r>
+        <w:rPr>
+          <w:rFonts w:ascii="Times New Roman" w:hAnsi="Times New Roman" w:cs="Times New Roman"/>
+          <w:sz w:val="28"/>
+          <w:szCs w:val="28"/>
+        </w:rPr>
+        <w:t xml:space="preserve"> </w:t>
+      </w:r>
+      <w:r>
+        <w:rPr>
+          <w:rFonts w:ascii="Times New Roman" w:hAnsi="Times New Roman" w:cs="Times New Roman"/>
+          <w:sz w:val="28"/>
+          <w:szCs w:val="28"/>
+        </w:rPr>
+        <w:t>{{StudentCode}}</w:t>
       </w:r>
       <w:r>
         <w:rPr>
@@ -497,6 +574,22 @@
       </w:r>
       <w:r>
         <w:rPr>
+          <w:rFonts w:ascii="Times New Roman" w:hAnsi="Times New Roman" w:cs="Times New Roman"/>
+          <w:sz w:val="28"/>
+          <w:szCs w:val="28"/>
+        </w:rPr>
+        <w:t xml:space="preserve"> </w:t>
+      </w:r>
+      <w:r>
+        <w:rPr>
+          <w:rFonts w:ascii="Times New Roman" w:hAnsi="Times New Roman" w:cs="Times New Roman"/>
+          <w:sz w:val="28"/>
+          <w:szCs w:val="28"/>
+        </w:rPr>
+        <w:t xml:space="preserve">{{ClassName}}    </w:t>
+      </w:r>
+      <w:r>
+        <w:rPr>
           <w:rFonts w:ascii="Times New Roman" w:eastAsia="Times New Roman" w:hAnsi="Times New Roman" w:cs="Times New Roman"/>
           <w:noProof/>
           <w:sz w:val="28"/>
@@ -512,10 +605,35 @@
           <w:noProof/>
           <w:sz w:val="28"/>
           <w:szCs w:val="28"/>
-          <w:lang w:val="vi-VN"/>
-        </w:rPr>
-        <w:tab/>
-        <w:t xml:space="preserve"> Ngành học: </w:t>
+          <w:lang w:val="af-ZA"/>
+        </w:rPr>
+        <w:t xml:space="preserve"> </w:t>
+      </w:r>
+      <w:r>
+        <w:rPr>
+          <w:rFonts w:ascii="Times New Roman" w:hAnsi="Times New Roman" w:cs="Times New Roman"/>
+          <w:sz w:val="28"/>
+          <w:szCs w:val="28"/>
+        </w:rPr>
+        <w:t xml:space="preserve">{{CourseName}}  </w:t>
+      </w:r>
+      <w:r>
+        <w:rPr>
+          <w:rFonts w:ascii="Times New Roman" w:eastAsia="Times New Roman" w:hAnsi="Times New Roman" w:cs="Times New Roman"/>
+          <w:noProof/>
+          <w:sz w:val="28"/>
+          <w:szCs w:val="28"/>
+          <w:lang w:val="vi-VN"/>
+        </w:rPr>
+        <w:t xml:space="preserve">Ngành học: </w:t>
+      </w:r>
+      <w:r>
+        <w:rPr>
+          <w:rFonts w:ascii="Times New Roman" w:hAnsi="Times New Roman" w:cs="Times New Roman"/>
+          <w:sz w:val="28"/>
+          <w:szCs w:val="28"/>
+        </w:rPr>
+        <w:t>{{MajorName}}</w:t>
       </w:r>
       <w:r>
         <w:rPr>
@@ -560,6 +678,14 @@
       </w:r>
       <w:r>
         <w:rPr>
+          <w:rFonts w:ascii="Times New Roman" w:hAnsi="Times New Roman" w:cs="Times New Roman"/>
+          <w:sz w:val="28"/>
+          <w:szCs w:val="28"/>
+        </w:rPr>
+        <w:t>{{TopicTitle}}</w:t>
+      </w:r>
+      <w:r>
+        <w:rPr>
           <w:rFonts w:ascii="Times New Roman" w:eastAsia="Times New Roman" w:hAnsi="Times New Roman" w:cs="Times New Roman"/>
           <w:noProof/>
           <w:color w:val="000000"/>
@@ -641,6 +767,22 @@
       </w:r>
       <w:r>
         <w:rPr>
+          <w:rFonts w:ascii="Times New Roman" w:hAnsi="Times New Roman" w:cs="Times New Roman"/>
+          <w:sz w:val="28"/>
+          <w:szCs w:val="28"/>
+        </w:rPr>
+        <w:t xml:space="preserve"> </w:t>
+      </w:r>
+      <w:r>
+        <w:rPr>
+          <w:rFonts w:ascii="Times New Roman" w:hAnsi="Times New Roman" w:cs="Times New Roman"/>
+          <w:sz w:val="28"/>
+          <w:szCs w:val="28"/>
+        </w:rPr>
+        <w:t>{{ReviewerDisplay}}</w:t>
+      </w:r>
+      <w:r>
+        <w:rPr>
           <w:rFonts w:ascii="Times New Roman" w:eastAsia="Times New Roman" w:hAnsi="Times New Roman" w:cs="Times New Roman"/>
           <w:noProof/>
           <w:sz w:val="28"/>
@@ -678,6 +820,22 @@
           <w:lang w:val="vi-VN"/>
         </w:rPr>
         <w:t>Nơi công tác:</w:t>
+      </w:r>
+      <w:r>
+        <w:rPr>
+          <w:rFonts w:ascii="Times New Roman" w:hAnsi="Times New Roman" w:cs="Times New Roman"/>
+          <w:sz w:val="28"/>
+          <w:szCs w:val="28"/>
+        </w:rPr>
+        <w:t xml:space="preserve"> </w:t>
+      </w:r>
+      <w:r>
+        <w:rPr>
+          <w:rFonts w:ascii="Times New Roman" w:hAnsi="Times New Roman" w:cs="Times New Roman"/>
+          <w:sz w:val="28"/>
+          <w:szCs w:val="28"/>
+        </w:rPr>
+        <w:t>{{ReviewerWorkplace}}</w:t>
       </w:r>
       <w:r>
         <w:rPr>
@@ -812,71 +970,11 @@
       </w:pPr>
       <w:r>
         <w:rPr>
-          <w:rFonts w:ascii="Times New Roman" w:eastAsia="Times New Roman" w:hAnsi="Times New Roman" w:cs="Times New Roman"/>
-          <w:noProof/>
-          <w:sz w:val="28"/>
-          <w:szCs w:val="28"/>
-          <w:lang w:val="vi-VN"/>
-        </w:rPr>
-        <w:tab/>
-      </w:r>
-    </w:p>
-    <w:p>
-      <w:pPr>
-        <w:pBdr>
-          <w:between w:val="nil"/>
-        </w:pBdr>
-        <w:tabs>
-          <w:tab w:val="left" w:pos="0"/>
-          <w:tab w:val="left" w:leader="dot" w:pos="9355"/>
-        </w:tabs>
-        <w:spacing w:after="0" w:line="312" w:lineRule="auto"/>
-        <w:rPr>
-          <w:rFonts w:ascii="Times New Roman" w:eastAsia="Times New Roman" w:hAnsi="Times New Roman" w:cs="Times New Roman"/>
-          <w:noProof/>
-          <w:sz w:val="28"/>
-          <w:szCs w:val="28"/>
-          <w:lang w:val="vi-VN"/>
-        </w:rPr>
-      </w:pPr>
-      <w:r>
-        <w:rPr>
-          <w:rFonts w:ascii="Times New Roman" w:eastAsia="Times New Roman" w:hAnsi="Times New Roman" w:cs="Times New Roman"/>
-          <w:noProof/>
-          <w:sz w:val="28"/>
-          <w:szCs w:val="28"/>
-          <w:lang w:val="vi-VN"/>
-        </w:rPr>
-        <w:tab/>
-      </w:r>
-    </w:p>
-    <w:p>
-      <w:pPr>
-        <w:pBdr>
-          <w:between w:val="nil"/>
-        </w:pBdr>
-        <w:tabs>
-          <w:tab w:val="left" w:pos="0"/>
-          <w:tab w:val="left" w:leader="dot" w:pos="9355"/>
-        </w:tabs>
-        <w:spacing w:after="0" w:line="312" w:lineRule="auto"/>
-        <w:rPr>
-          <w:rFonts w:ascii="Times New Roman" w:eastAsia="Times New Roman" w:hAnsi="Times New Roman" w:cs="Times New Roman"/>
-          <w:noProof/>
-          <w:sz w:val="28"/>
-          <w:szCs w:val="28"/>
-          <w:lang w:val="vi-VN"/>
-        </w:rPr>
-      </w:pPr>
-      <w:r>
-        <w:rPr>
-          <w:rFonts w:ascii="Times New Roman" w:eastAsia="Times New Roman" w:hAnsi="Times New Roman" w:cs="Times New Roman"/>
-          <w:noProof/>
-          <w:sz w:val="28"/>
-          <w:szCs w:val="28"/>
-          <w:lang w:val="vi-VN"/>
-        </w:rPr>
-        <w:tab/>
+          <w:rFonts w:ascii="Times New Roman" w:hAnsi="Times New Roman" w:cs="Times New Roman"/>
+          <w:sz w:val="28"/>
+          <w:szCs w:val="28"/>
+        </w:rPr>
+        <w:t>{{ReviewerWorkplace}}</w:t>
       </w:r>
     </w:p>
     <w:p>
@@ -933,81 +1031,19 @@
           <w:color w:val="000000"/>
           <w:sz w:val="28"/>
           <w:szCs w:val="28"/>
-          <w:lang w:val="vi-VN"/>
-        </w:rPr>
-      </w:pPr>
-      <w:r>
-        <w:rPr>
-          <w:rFonts w:ascii="Times New Roman" w:eastAsia="Times New Roman" w:hAnsi="Times New Roman" w:cs="Times New Roman"/>
-          <w:noProof/>
-          <w:color w:val="000000"/>
-          <w:sz w:val="28"/>
-          <w:szCs w:val="28"/>
-          <w:lang w:val="vi-VN"/>
-        </w:rPr>
-        <w:tab/>
-      </w:r>
-    </w:p>
-    <w:p>
-      <w:pPr>
-        <w:pBdr>
-          <w:between w:val="nil"/>
-        </w:pBdr>
-        <w:tabs>
-          <w:tab w:val="left" w:pos="0"/>
-          <w:tab w:val="left" w:leader="dot" w:pos="9355"/>
-        </w:tabs>
-        <w:spacing w:after="0" w:line="312" w:lineRule="auto"/>
-        <w:rPr>
-          <w:rFonts w:ascii="Times New Roman" w:eastAsia="Times New Roman" w:hAnsi="Times New Roman" w:cs="Times New Roman"/>
-          <w:noProof/>
-          <w:color w:val="000000"/>
-          <w:sz w:val="28"/>
-          <w:szCs w:val="28"/>
-          <w:lang w:val="vi-VN"/>
-        </w:rPr>
-      </w:pPr>
-      <w:r>
-        <w:rPr>
-          <w:rFonts w:ascii="Times New Roman" w:eastAsia="Times New Roman" w:hAnsi="Times New Roman" w:cs="Times New Roman"/>
-          <w:noProof/>
-          <w:color w:val="000000"/>
-          <w:sz w:val="28"/>
-          <w:szCs w:val="28"/>
-          <w:lang w:val="vi-VN"/>
-        </w:rPr>
-        <w:tab/>
-      </w:r>
-    </w:p>
-    <w:p>
-      <w:pPr>
-        <w:pBdr>
-          <w:between w:val="nil"/>
-        </w:pBdr>
-        <w:tabs>
-          <w:tab w:val="left" w:pos="0"/>
-          <w:tab w:val="left" w:leader="dot" w:pos="9355"/>
-        </w:tabs>
-        <w:spacing w:after="0" w:line="312" w:lineRule="auto"/>
-        <w:rPr>
-          <w:rFonts w:ascii="Times New Roman" w:eastAsia="Times New Roman" w:hAnsi="Times New Roman" w:cs="Times New Roman"/>
-          <w:noProof/>
-          <w:color w:val="000000"/>
-          <w:sz w:val="28"/>
-          <w:szCs w:val="28"/>
-          <w:lang w:val="vi-VN"/>
-        </w:rPr>
-      </w:pPr>
-      <w:r>
-        <w:rPr>
-          <w:rFonts w:ascii="Times New Roman" w:eastAsia="Times New Roman" w:hAnsi="Times New Roman" w:cs="Times New Roman"/>
-          <w:noProof/>
-          <w:color w:val="000000"/>
-          <w:sz w:val="28"/>
-          <w:szCs w:val="28"/>
-          <w:lang w:val="vi-VN"/>
-        </w:rPr>
-        <w:tab/>
+          <w:lang w:val="af-ZA"/>
+        </w:rPr>
+      </w:pPr>
+      <w:r>
+        <w:rPr>
+          <w:rFonts w:ascii="Times New Roman" w:eastAsia="Times New Roman" w:hAnsi="Times New Roman" w:cs="Times New Roman"/>
+          <w:noProof/>
+          <w:color w:val="000000"/>
+          <w:sz w:val="28"/>
+          <w:szCs w:val="28"/>
+          <w:lang w:val="vi-VN"/>
+        </w:rPr>
+        <w:t>{{ReviewerNovelty}}</w:t>
       </w:r>
     </w:p>
     <w:p>
@@ -1075,67 +1111,7 @@
           <w:szCs w:val="28"/>
           <w:lang w:val="vi-VN"/>
         </w:rPr>
-        <w:tab/>
-      </w:r>
-    </w:p>
-    <w:p>
-      <w:pPr>
-        <w:pBdr>
-          <w:between w:val="nil"/>
-        </w:pBdr>
-        <w:tabs>
-          <w:tab w:val="left" w:leader="dot" w:pos="9356"/>
-        </w:tabs>
-        <w:spacing w:after="0" w:line="312" w:lineRule="auto"/>
-        <w:rPr>
-          <w:rFonts w:ascii="Times New Roman" w:eastAsia="Times New Roman" w:hAnsi="Times New Roman" w:cs="Times New Roman"/>
-          <w:noProof/>
-          <w:color w:val="000000"/>
-          <w:sz w:val="28"/>
-          <w:szCs w:val="28"/>
-          <w:lang w:val="vi-VN"/>
-        </w:rPr>
-      </w:pPr>
-      <w:r>
-        <w:rPr>
-          <w:rFonts w:ascii="Times New Roman" w:eastAsia="Times New Roman" w:hAnsi="Times New Roman" w:cs="Times New Roman"/>
-          <w:noProof/>
-          <w:color w:val="000000"/>
-          <w:sz w:val="28"/>
-          <w:szCs w:val="28"/>
-          <w:lang w:val="vi-VN"/>
-        </w:rPr>
-        <w:tab/>
-      </w:r>
-    </w:p>
-    <w:p>
-      <w:pPr>
-        <w:pBdr>
-          <w:between w:val="nil"/>
-        </w:pBdr>
-        <w:tabs>
-          <w:tab w:val="left" w:leader="dot" w:pos="9356"/>
-        </w:tabs>
-        <w:spacing w:after="0" w:line="312" w:lineRule="auto"/>
-        <w:rPr>
-          <w:rFonts w:ascii="Times New Roman" w:eastAsia="Times New Roman" w:hAnsi="Times New Roman" w:cs="Times New Roman"/>
-          <w:noProof/>
-          <w:color w:val="000000"/>
-          <w:sz w:val="28"/>
-          <w:szCs w:val="28"/>
-          <w:lang w:val="vi-VN"/>
-        </w:rPr>
-      </w:pPr>
-      <w:r>
-        <w:rPr>
-          <w:rFonts w:ascii="Times New Roman" w:eastAsia="Times New Roman" w:hAnsi="Times New Roman" w:cs="Times New Roman"/>
-          <w:noProof/>
-          <w:color w:val="000000"/>
-          <w:sz w:val="28"/>
-          <w:szCs w:val="28"/>
-          <w:lang w:val="vi-VN"/>
-        </w:rPr>
-        <w:tab/>
+        <w:t>{{ReviewerMethodologyReliability}}</w:t>
       </w:r>
     </w:p>
     <w:p>
@@ -1203,90 +1179,7 @@
           <w:szCs w:val="28"/>
           <w:lang w:val="vi-VN"/>
         </w:rPr>
-        <w:tab/>
-      </w:r>
-      <w:r>
-        <w:rPr>
-          <w:rFonts w:ascii="Times New Roman" w:eastAsia="Times New Roman" w:hAnsi="Times New Roman" w:cs="Times New Roman"/>
-          <w:noProof/>
-          <w:color w:val="000000"/>
-          <w:sz w:val="28"/>
-          <w:szCs w:val="28"/>
-          <w:lang w:val="vi-VN"/>
-        </w:rPr>
-        <w:tab/>
-      </w:r>
-    </w:p>
-    <w:p>
-      <w:pPr>
-        <w:pBdr>
-          <w:between w:val="nil"/>
-        </w:pBdr>
-        <w:tabs>
-          <w:tab w:val="left" w:leader="dot" w:pos="9356"/>
-        </w:tabs>
-        <w:spacing w:after="0" w:line="312" w:lineRule="auto"/>
-        <w:rPr>
-          <w:rFonts w:ascii="Times New Roman" w:eastAsia="Times New Roman" w:hAnsi="Times New Roman" w:cs="Times New Roman"/>
-          <w:noProof/>
-          <w:color w:val="000000"/>
-          <w:sz w:val="28"/>
-          <w:szCs w:val="28"/>
-          <w:lang w:val="vi-VN"/>
-        </w:rPr>
-      </w:pPr>
-      <w:r>
-        <w:rPr>
-          <w:rFonts w:ascii="Times New Roman" w:eastAsia="Times New Roman" w:hAnsi="Times New Roman" w:cs="Times New Roman"/>
-          <w:noProof/>
-          <w:color w:val="000000"/>
-          <w:sz w:val="28"/>
-          <w:szCs w:val="28"/>
-          <w:lang w:val="vi-VN"/>
-        </w:rPr>
-        <w:tab/>
-      </w:r>
-      <w:r>
-        <w:rPr>
-          <w:rFonts w:ascii="Times New Roman" w:eastAsia="Times New Roman" w:hAnsi="Times New Roman" w:cs="Times New Roman"/>
-          <w:noProof/>
-          <w:color w:val="000000"/>
-          <w:sz w:val="28"/>
-          <w:szCs w:val="28"/>
-          <w:lang w:val="vi-VN"/>
-        </w:rPr>
-        <w:tab/>
-      </w:r>
-    </w:p>
-    <w:p>
-      <w:pPr>
-        <w:pBdr>
-          <w:between w:val="nil"/>
-        </w:pBdr>
-        <w:tabs>
-          <w:tab w:val="left" w:leader="dot" w:pos="9356"/>
-        </w:tabs>
-        <w:spacing w:after="0" w:line="336" w:lineRule="auto"/>
-        <w:rPr>
-          <w:rFonts w:ascii="Times New Roman" w:eastAsia="Times New Roman" w:hAnsi="Times New Roman" w:cs="Times New Roman"/>
-          <w:noProof/>
-          <w:color w:val="000000"/>
-          <w:sz w:val="28"/>
-          <w:szCs w:val="28"/>
-          <w:lang w:val="vi-VN"/>
-        </w:rPr>
-      </w:pPr>
-      <w:r>
-        <w:rPr>
-          <w:rFonts w:ascii="Times New Roman" w:eastAsia="Times New Roman" w:hAnsi="Times New Roman" w:cs="Times New Roman"/>
-          <w:noProof/>
-          <w:color w:val="000000"/>
-          <w:sz w:val="28"/>
-          <w:szCs w:val="28"/>
-          <w:lang w:val="vi-VN"/>
-        </w:rPr>
-        <w:lastRenderedPageBreak/>
-        <w:tab/>
+        <w:t>{{ReviewerResultsContent}}</w:t>
       </w:r>
     </w:p>
     <w:p>
@@ -1356,82 +1249,30 @@
           <w:between w:val="nil"/>
         </w:pBdr>
         <w:tabs>
-          <w:tab w:val="left" w:pos="0"/>
-          <w:tab w:val="left" w:leader="dot" w:pos="9356"/>
+          <w:tab w:val="left" w:pos="284"/>
         </w:tabs>
         <w:spacing w:after="0" w:line="336" w:lineRule="auto"/>
         <w:rPr>
           <w:rFonts w:ascii="Times New Roman" w:eastAsia="Times New Roman" w:hAnsi="Times New Roman" w:cs="Times New Roman"/>
-          <w:noProof/>
-          <w:color w:val="000000"/>
-          <w:sz w:val="28"/>
-          <w:szCs w:val="28"/>
-          <w:lang w:val="vi-VN"/>
-        </w:rPr>
-      </w:pPr>
-      <w:r>
-        <w:rPr>
-          <w:rFonts w:ascii="Times New Roman" w:eastAsia="Times New Roman" w:hAnsi="Times New Roman" w:cs="Times New Roman"/>
-          <w:noProof/>
-          <w:color w:val="000000"/>
-          <w:sz w:val="28"/>
-          <w:szCs w:val="28"/>
-          <w:lang w:val="vi-VN"/>
-        </w:rPr>
-        <w:tab/>
-      </w:r>
-      <w:r>
-        <w:rPr>
-          <w:rFonts w:ascii="Times New Roman" w:eastAsia="Times New Roman" w:hAnsi="Times New Roman" w:cs="Times New Roman"/>
-          <w:noProof/>
-          <w:color w:val="000000"/>
-          <w:sz w:val="28"/>
-          <w:szCs w:val="28"/>
-          <w:lang w:val="vi-VN"/>
-        </w:rPr>
-        <w:tab/>
-      </w:r>
-    </w:p>
-    <w:p>
-      <w:pPr>
-        <w:pBdr>
-          <w:between w:val="nil"/>
-        </w:pBdr>
-        <w:tabs>
-          <w:tab w:val="left" w:pos="0"/>
-          <w:tab w:val="left" w:leader="dot" w:pos="9356"/>
-        </w:tabs>
-        <w:spacing w:after="0" w:line="336" w:lineRule="auto"/>
-        <w:rPr>
-          <w:rFonts w:ascii="Times New Roman" w:eastAsia="Times New Roman" w:hAnsi="Times New Roman" w:cs="Times New Roman"/>
-          <w:noProof/>
-          <w:color w:val="000000"/>
-          <w:sz w:val="28"/>
-          <w:szCs w:val="28"/>
-          <w:lang w:val="vi-VN"/>
-        </w:rPr>
-      </w:pPr>
-      <w:r>
-        <w:rPr>
-          <w:rFonts w:ascii="Times New Roman" w:eastAsia="Times New Roman" w:hAnsi="Times New Roman" w:cs="Times New Roman"/>
-          <w:noProof/>
-          <w:color w:val="000000"/>
-          <w:sz w:val="28"/>
-          <w:szCs w:val="28"/>
-          <w:lang w:val="vi-VN"/>
-        </w:rPr>
-        <w:tab/>
-      </w:r>
-      <w:r>
-        <w:rPr>
-          <w:rFonts w:ascii="Times New Roman" w:eastAsia="Times New Roman" w:hAnsi="Times New Roman" w:cs="Times New Roman"/>
-          <w:noProof/>
-          <w:color w:val="000000"/>
-          <w:sz w:val="28"/>
-          <w:szCs w:val="28"/>
-          <w:lang w:val="vi-VN"/>
-        </w:rPr>
-        <w:tab/>
+          <w:bCs/>
+          <w:noProof/>
+          <w:color w:val="000000"/>
+          <w:sz w:val="28"/>
+          <w:szCs w:val="28"/>
+          <w:lang w:val="vi-VN"/>
+        </w:rPr>
+      </w:pPr>
+      <w:r>
+        <w:rPr>
+          <w:rFonts w:ascii="Times New Roman" w:eastAsia="Times New Roman" w:hAnsi="Times New Roman" w:cs="Times New Roman"/>
+          <w:bCs/>
+          <w:noProof/>
+          <w:color w:val="000000"/>
+          <w:sz w:val="28"/>
+          <w:szCs w:val="28"/>
+          <w:lang w:val="vi-VN"/>
+        </w:rPr>
+        <w:t>{{ReviewerLimitations}}</w:t>
       </w:r>
     </w:p>
     <w:p>
@@ -1493,67 +1334,7 @@
           <w:szCs w:val="28"/>
           <w:lang w:val="vi-VN"/>
         </w:rPr>
-        <w:tab/>
-      </w:r>
-    </w:p>
-    <w:p>
-      <w:pPr>
-        <w:tabs>
-          <w:tab w:val="left" w:leader="dot" w:pos="9356"/>
-        </w:tabs>
-        <w:spacing w:after="0" w:line="360" w:lineRule="auto"/>
-        <w:rPr>
-          <w:rFonts w:ascii="Times New Roman" w:eastAsia="Times New Roman" w:hAnsi="Times New Roman" w:cs="Times New Roman"/>
-          <w:noProof/>
-          <w:sz w:val="28"/>
-          <w:szCs w:val="28"/>
-          <w:lang w:val="vi-VN"/>
-        </w:rPr>
-      </w:pPr>
-      <w:r>
-        <w:rPr>
-          <w:rFonts w:ascii="Times New Roman" w:eastAsia="Times New Roman" w:hAnsi="Times New Roman" w:cs="Times New Roman"/>
-          <w:noProof/>
-          <w:sz w:val="28"/>
-          <w:szCs w:val="28"/>
-          <w:lang w:val="vi-VN"/>
-        </w:rPr>
-        <w:tab/>
-      </w:r>
-      <w:r>
-        <w:rPr>
-          <w:rFonts w:ascii="Times New Roman" w:eastAsia="Times New Roman" w:hAnsi="Times New Roman" w:cs="Times New Roman"/>
-          <w:noProof/>
-          <w:sz w:val="28"/>
-          <w:szCs w:val="28"/>
-          <w:lang w:val="vi-VN"/>
-        </w:rPr>
-        <w:tab/>
-      </w:r>
-    </w:p>
-    <w:p>
-      <w:pPr>
-        <w:tabs>
-          <w:tab w:val="left" w:leader="dot" w:pos="9356"/>
-        </w:tabs>
-        <w:spacing w:after="0" w:line="360" w:lineRule="auto"/>
-        <w:rPr>
-          <w:rFonts w:ascii="Times New Roman" w:eastAsia="Times New Roman" w:hAnsi="Times New Roman" w:cs="Times New Roman"/>
-          <w:noProof/>
-          <w:sz w:val="28"/>
-          <w:szCs w:val="28"/>
-          <w:lang w:val="vi-VN"/>
-        </w:rPr>
-      </w:pPr>
-      <w:r>
-        <w:rPr>
-          <w:rFonts w:ascii="Times New Roman" w:eastAsia="Times New Roman" w:hAnsi="Times New Roman" w:cs="Times New Roman"/>
-          <w:noProof/>
-          <w:sz w:val="28"/>
-          <w:szCs w:val="28"/>
-          <w:lang w:val="vi-VN"/>
-        </w:rPr>
-        <w:tab/>
+        <w:t>{{ReviewerLimitations}}</w:t>
       </w:r>
     </w:p>
     <w:p>
@@ -1592,6 +1373,7 @@
           <w:szCs w:val="28"/>
           <w:lang w:val="vi-VN"/>
         </w:rPr>
+        <w:lastRenderedPageBreak/>
         <w:t xml:space="preserve">Kết luận (mức độ đạt được so với mục tiêu), đồng ý hay không đồng ý thông qua </w:t>
       </w:r>
       <w:r>
@@ -1626,9 +1408,21 @@
           <w:color w:val="000000"/>
           <w:sz w:val="28"/>
           <w:szCs w:val="28"/>
-          <w:lang w:val="vi-VN"/>
-        </w:rPr>
-        <w:tab/>
+          <w:lang w:val="af-ZA"/>
+        </w:rPr>
+        <w:t xml:space="preserve"> </w:t>
+      </w:r>
+      <w:r>
+        <w:rPr>
+          <w:rFonts w:ascii="Times New Roman" w:eastAsia="Times New Roman" w:hAnsi="Times New Roman" w:cs="Times New Roman"/>
+          <w:b/>
+          <w:noProof/>
+          <w:color w:val="000000"/>
+          <w:sz w:val="28"/>
+          <w:szCs w:val="28"/>
+          <w:lang w:val="af-ZA"/>
+        </w:rPr>
+        <w:t>{{ReviewerOverallConclusion}}</w:t>
       </w:r>
     </w:p>
     <w:p>
@@ -1769,6 +1563,7 @@
           <w:tab w:val="left" w:pos="9356"/>
         </w:tabs>
         <w:spacing w:after="0" w:line="336" w:lineRule="auto"/>
+        <w:ind w:left="6946" w:hanging="3260"/>
         <w:jc w:val="both"/>
         <w:rPr>
           <w:rFonts w:ascii="Times New Roman" w:eastAsia="Times New Roman" w:hAnsi="Times New Roman" w:cs="Times New Roman"/>
@@ -1777,9 +1572,103 @@
           <w:color w:val="000000"/>
           <w:sz w:val="28"/>
           <w:szCs w:val="28"/>
-          <w:lang w:val="vi-VN"/>
-        </w:rPr>
-      </w:pPr>
+          <w:lang w:val="af-ZA"/>
+        </w:rPr>
+      </w:pPr>
+      <w:r>
+        <w:rPr>
+          <w:rFonts w:ascii="Times New Roman" w:eastAsia="Times New Roman" w:hAnsi="Times New Roman" w:cs="Times New Roman"/>
+          <w:b/>
+          <w:noProof/>
+          <w:color w:val="000000"/>
+          <w:sz w:val="28"/>
+          <w:szCs w:val="28"/>
+          <w:lang w:val="af-ZA"/>
+        </w:rPr>
+        <w:tab/>
+        <w:t xml:space="preserve">                             </w:t>
+      </w:r>
+    </w:p>
+    <w:p>
+      <w:pPr>
+        <w:pBdr>
+          <w:between w:val="nil"/>
+        </w:pBdr>
+        <w:tabs>
+          <w:tab w:val="left" w:pos="3828"/>
+          <w:tab w:val="left" w:pos="9356"/>
+        </w:tabs>
+        <w:spacing w:after="0" w:line="336" w:lineRule="auto"/>
+        <w:ind w:left="6946" w:hanging="3260"/>
+        <w:jc w:val="both"/>
+        <w:rPr>
+          <w:rFonts w:ascii="Times New Roman" w:eastAsia="Times New Roman" w:hAnsi="Times New Roman" w:cs="Times New Roman"/>
+          <w:b/>
+          <w:noProof/>
+          <w:color w:val="000000"/>
+          <w:sz w:val="28"/>
+          <w:szCs w:val="28"/>
+          <w:lang w:val="af-ZA"/>
+        </w:rPr>
+      </w:pPr>
+      <w:r>
+        <w:rPr>
+          <w:rFonts w:ascii="Times New Roman" w:eastAsia="Times New Roman" w:hAnsi="Times New Roman" w:cs="Times New Roman"/>
+          <w:b/>
+          <w:noProof/>
+          <w:color w:val="000000"/>
+          <w:sz w:val="28"/>
+          <w:szCs w:val="28"/>
+          <w:lang w:val="af-ZA"/>
+        </w:rPr>
+        <w:t xml:space="preserve">                                </w:t>
+      </w:r>
+    </w:p>
+    <w:p>
+      <w:pPr>
+        <w:pBdr>
+          <w:between w:val="nil"/>
+        </w:pBdr>
+        <w:tabs>
+          <w:tab w:val="left" w:pos="3828"/>
+          <w:tab w:val="left" w:pos="9356"/>
+        </w:tabs>
+        <w:spacing w:after="0" w:line="336" w:lineRule="auto"/>
+        <w:ind w:left="6946" w:hanging="3260"/>
+        <w:jc w:val="both"/>
+        <w:rPr>
+          <w:rFonts w:ascii="Times New Roman" w:eastAsia="Times New Roman" w:hAnsi="Times New Roman" w:cs="Times New Roman"/>
+          <w:b/>
+          <w:noProof/>
+          <w:color w:val="000000"/>
+          <w:sz w:val="28"/>
+          <w:szCs w:val="28"/>
+          <w:lang w:val="af-ZA"/>
+        </w:rPr>
+      </w:pPr>
+      <w:r>
+        <w:rPr>
+          <w:rFonts w:ascii="Times New Roman" w:eastAsia="Times New Roman" w:hAnsi="Times New Roman" w:cs="Times New Roman"/>
+          <w:b/>
+          <w:noProof/>
+          <w:color w:val="000000"/>
+          <w:sz w:val="28"/>
+          <w:szCs w:val="28"/>
+          <w:lang w:val="af-ZA"/>
+        </w:rPr>
+        <w:t xml:space="preserve">                                  </w:t>
+      </w:r>
+      <w:r>
+        <w:rPr>
+          <w:rFonts w:ascii="Times New Roman" w:eastAsia="Times New Roman" w:hAnsi="Times New Roman" w:cs="Times New Roman"/>
+          <w:bCs/>
+          <w:noProof/>
+          <w:sz w:val="24"/>
+          <w:szCs w:val="24"/>
+          <w:lang w:val="af-ZA"/>
+        </w:rPr>
+        <w:t>{{SecretarySignature}}</w:t>
+      </w:r>
     </w:p>
     <w:p>
       <w:pPr>

--- a/ThesisManagement.Api/Templates/NHẬN XÉT CỦA NGƯỜI PHẢN BIỆN.docx
+++ b/ThesisManagement.Api/Templates/NHẬN XÉT CỦA NGƯỜI PHẢN BIỆN.docx
@@ -1663,8 +1663,8 @@
           <w:rFonts w:ascii="Times New Roman" w:eastAsia="Times New Roman" w:hAnsi="Times New Roman" w:cs="Times New Roman"/>
           <w:bCs/>
           <w:noProof/>
-          <w:sz w:val="24"/>
-          <w:szCs w:val="24"/>
+          <w:sz w:val="28"/>
+          <w:szCs w:val="28"/>
           <w:lang w:val="af-ZA"/>
         </w:rPr>
         <w:t>{{SecretarySignature}}</w:t>
